--- a/提交包/02-概要设计说明书.docx
+++ b/提交包/02-概要设计说明书.docx
@@ -307,7 +307,7 @@
       <w:r>
         <w:drawing>
           <wp:inline xmlns:a="http://schemas.openxmlformats.org/drawingml/2006/main" xmlns:pic="http://schemas.openxmlformats.org/drawingml/2006/picture">
-            <wp:extent cx="5580000" cy="7221176"/>
+            <wp:extent cx="5580000" cy="7009024"/>
             <wp:docPr id="1" name="Picture 1"/>
             <wp:cNvGraphicFramePr>
               <a:graphicFrameLocks noChangeAspect="1"/>
@@ -328,7 +328,7 @@
                   <pic:spPr>
                     <a:xfrm>
                       <a:off x="0" y="0"/>
-                      <a:ext cx="5580000" cy="7221176"/>
+                      <a:ext cx="5580000" cy="7009024"/>
                     </a:xfrm>
                     <a:prstGeom prst="rect"/>
                   </pic:spPr>
@@ -349,7 +349,7 @@
           <w:b w:val="0"/>
           <w:sz w:val="18"/>
         </w:rPr>
-        <w:t>12-ARCH-COMP.svg</w:t>
+        <w:t>12-ARCH-COMP.png</w:t>
       </w:r>
     </w:p>
     <w:p>
@@ -388,7 +388,7 @@
       <w:r>
         <w:drawing>
           <wp:inline xmlns:a="http://schemas.openxmlformats.org/drawingml/2006/main" xmlns:pic="http://schemas.openxmlformats.org/drawingml/2006/picture">
-            <wp:extent cx="5580000" cy="7221176"/>
+            <wp:extent cx="5580000" cy="4680000"/>
             <wp:docPr id="2" name="Picture 2"/>
             <wp:cNvGraphicFramePr>
               <a:graphicFrameLocks noChangeAspect="1"/>
@@ -409,7 +409,7 @@
                   <pic:spPr>
                     <a:xfrm>
                       <a:off x="0" y="0"/>
-                      <a:ext cx="5580000" cy="7221176"/>
+                      <a:ext cx="5580000" cy="4680000"/>
                     </a:xfrm>
                     <a:prstGeom prst="rect"/>
                   </pic:spPr>
@@ -430,7 +430,7 @@
           <w:b w:val="0"/>
           <w:sz w:val="18"/>
         </w:rPr>
-        <w:t>33-MS-SPLIT.svg</w:t>
+        <w:t>33-MS-SPLIT.png</w:t>
       </w:r>
     </w:p>
     <w:p>
@@ -2014,7 +2014,7 @@
       <w:r>
         <w:drawing>
           <wp:inline xmlns:a="http://schemas.openxmlformats.org/drawingml/2006/main" xmlns:pic="http://schemas.openxmlformats.org/drawingml/2006/picture">
-            <wp:extent cx="5580000" cy="7221176"/>
+            <wp:extent cx="5580000" cy="2745980"/>
             <wp:docPr id="3" name="Picture 3"/>
             <wp:cNvGraphicFramePr>
               <a:graphicFrameLocks noChangeAspect="1"/>
@@ -2035,7 +2035,7 @@
                   <pic:spPr>
                     <a:xfrm>
                       <a:off x="0" y="0"/>
-                      <a:ext cx="5580000" cy="7221176"/>
+                      <a:ext cx="5580000" cy="2745980"/>
                     </a:xfrm>
                     <a:prstGeom prst="rect"/>
                   </pic:spPr>
@@ -2056,7 +2056,7 @@
           <w:b w:val="0"/>
           <w:sz w:val="18"/>
         </w:rPr>
-        <w:t>13-COMP-SEQ01.svg</w:t>
+        <w:t>13-COMP-SEQ01.png</w:t>
       </w:r>
     </w:p>
     <w:p>
@@ -2085,7 +2085,7 @@
       <w:r>
         <w:drawing>
           <wp:inline xmlns:a="http://schemas.openxmlformats.org/drawingml/2006/main" xmlns:pic="http://schemas.openxmlformats.org/drawingml/2006/picture">
-            <wp:extent cx="5580000" cy="7221176"/>
+            <wp:extent cx="5580000" cy="2408852"/>
             <wp:docPr id="4" name="Picture 4"/>
             <wp:cNvGraphicFramePr>
               <a:graphicFrameLocks noChangeAspect="1"/>
@@ -2106,7 +2106,7 @@
                   <pic:spPr>
                     <a:xfrm>
                       <a:off x="0" y="0"/>
-                      <a:ext cx="5580000" cy="7221176"/>
+                      <a:ext cx="5580000" cy="2408852"/>
                     </a:xfrm>
                     <a:prstGeom prst="rect"/>
                   </pic:spPr>
@@ -2127,7 +2127,7 @@
           <w:b w:val="0"/>
           <w:sz w:val="18"/>
         </w:rPr>
-        <w:t>14-COMP-SEQ02.svg</w:t>
+        <w:t>14-COMP-SEQ02.png</w:t>
       </w:r>
     </w:p>
     <w:p>
@@ -2156,7 +2156,7 @@
       <w:r>
         <w:drawing>
           <wp:inline xmlns:a="http://schemas.openxmlformats.org/drawingml/2006/main" xmlns:pic="http://schemas.openxmlformats.org/drawingml/2006/picture">
-            <wp:extent cx="5580000" cy="7221176"/>
+            <wp:extent cx="5580000" cy="2526886"/>
             <wp:docPr id="5" name="Picture 5"/>
             <wp:cNvGraphicFramePr>
               <a:graphicFrameLocks noChangeAspect="1"/>
@@ -2177,7 +2177,7 @@
                   <pic:spPr>
                     <a:xfrm>
                       <a:off x="0" y="0"/>
-                      <a:ext cx="5580000" cy="7221176"/>
+                      <a:ext cx="5580000" cy="2526886"/>
                     </a:xfrm>
                     <a:prstGeom prst="rect"/>
                   </pic:spPr>
@@ -2198,7 +2198,7 @@
           <w:b w:val="0"/>
           <w:sz w:val="18"/>
         </w:rPr>
-        <w:t>15-COMP-SEQ03.svg</w:t>
+        <w:t>15-COMP-SEQ03.png</w:t>
       </w:r>
     </w:p>
     <w:p>
@@ -2227,7 +2227,7 @@
       <w:r>
         <w:drawing>
           <wp:inline xmlns:a="http://schemas.openxmlformats.org/drawingml/2006/main" xmlns:pic="http://schemas.openxmlformats.org/drawingml/2006/picture">
-            <wp:extent cx="5580000" cy="7221176"/>
+            <wp:extent cx="5580000" cy="2763663"/>
             <wp:docPr id="6" name="Picture 6"/>
             <wp:cNvGraphicFramePr>
               <a:graphicFrameLocks noChangeAspect="1"/>
@@ -2248,7 +2248,7 @@
                   <pic:spPr>
                     <a:xfrm>
                       <a:off x="0" y="0"/>
-                      <a:ext cx="5580000" cy="7221176"/>
+                      <a:ext cx="5580000" cy="2763663"/>
                     </a:xfrm>
                     <a:prstGeom prst="rect"/>
                   </pic:spPr>
@@ -2269,7 +2269,7 @@
           <w:b w:val="0"/>
           <w:sz w:val="18"/>
         </w:rPr>
-        <w:t>16-COMP-SEQ04.svg</w:t>
+        <w:t>16-COMP-SEQ04.png</w:t>
       </w:r>
     </w:p>
     <w:p>
@@ -2298,7 +2298,7 @@
       <w:r>
         <w:drawing>
           <wp:inline xmlns:a="http://schemas.openxmlformats.org/drawingml/2006/main" xmlns:pic="http://schemas.openxmlformats.org/drawingml/2006/picture">
-            <wp:extent cx="5580000" cy="7221176"/>
+            <wp:extent cx="5580000" cy="1842386"/>
             <wp:docPr id="7" name="Picture 7"/>
             <wp:cNvGraphicFramePr>
               <a:graphicFrameLocks noChangeAspect="1"/>
@@ -2319,7 +2319,7 @@
                   <pic:spPr>
                     <a:xfrm>
                       <a:off x="0" y="0"/>
-                      <a:ext cx="5580000" cy="7221176"/>
+                      <a:ext cx="5580000" cy="1842386"/>
                     </a:xfrm>
                     <a:prstGeom prst="rect"/>
                   </pic:spPr>
@@ -2340,7 +2340,7 @@
           <w:b w:val="0"/>
           <w:sz w:val="18"/>
         </w:rPr>
-        <w:t>17-COMP-SEQ05.svg</w:t>
+        <w:t>17-COMP-SEQ05.png</w:t>
       </w:r>
     </w:p>
     <w:p>
@@ -2369,7 +2369,7 @@
       <w:r>
         <w:drawing>
           <wp:inline xmlns:a="http://schemas.openxmlformats.org/drawingml/2006/main" xmlns:pic="http://schemas.openxmlformats.org/drawingml/2006/picture">
-            <wp:extent cx="5580000" cy="7221176"/>
+            <wp:extent cx="5580000" cy="2265902"/>
             <wp:docPr id="8" name="Picture 8"/>
             <wp:cNvGraphicFramePr>
               <a:graphicFrameLocks noChangeAspect="1"/>
@@ -2390,7 +2390,7 @@
                   <pic:spPr>
                     <a:xfrm>
                       <a:off x="0" y="0"/>
-                      <a:ext cx="5580000" cy="7221176"/>
+                      <a:ext cx="5580000" cy="2265902"/>
                     </a:xfrm>
                     <a:prstGeom prst="rect"/>
                   </pic:spPr>
@@ -2411,7 +2411,7 @@
           <w:b w:val="0"/>
           <w:sz w:val="18"/>
         </w:rPr>
-        <w:t>18-COMP-SEQ06.svg</w:t>
+        <w:t>18-COMP-SEQ06.png</w:t>
       </w:r>
     </w:p>
     <w:p>
@@ -2440,7 +2440,7 @@
       <w:r>
         <w:drawing>
           <wp:inline xmlns:a="http://schemas.openxmlformats.org/drawingml/2006/main" xmlns:pic="http://schemas.openxmlformats.org/drawingml/2006/picture">
-            <wp:extent cx="5580000" cy="7221176"/>
+            <wp:extent cx="5580000" cy="2201020"/>
             <wp:docPr id="9" name="Picture 9"/>
             <wp:cNvGraphicFramePr>
               <a:graphicFrameLocks noChangeAspect="1"/>
@@ -2461,7 +2461,7 @@
                   <pic:spPr>
                     <a:xfrm>
                       <a:off x="0" y="0"/>
-                      <a:ext cx="5580000" cy="7221176"/>
+                      <a:ext cx="5580000" cy="2201020"/>
                     </a:xfrm>
                     <a:prstGeom prst="rect"/>
                   </pic:spPr>
@@ -2482,7 +2482,7 @@
           <w:b w:val="0"/>
           <w:sz w:val="18"/>
         </w:rPr>
-        <w:t>19-COMP-SEQ07.svg</w:t>
+        <w:t>19-COMP-SEQ07.png</w:t>
       </w:r>
     </w:p>
     <w:p>
@@ -2511,7 +2511,7 @@
       <w:r>
         <w:drawing>
           <wp:inline xmlns:a="http://schemas.openxmlformats.org/drawingml/2006/main" xmlns:pic="http://schemas.openxmlformats.org/drawingml/2006/picture">
-            <wp:extent cx="5580000" cy="7221176"/>
+            <wp:extent cx="5580000" cy="2133625"/>
             <wp:docPr id="10" name="Picture 10"/>
             <wp:cNvGraphicFramePr>
               <a:graphicFrameLocks noChangeAspect="1"/>
@@ -2532,7 +2532,7 @@
                   <pic:spPr>
                     <a:xfrm>
                       <a:off x="0" y="0"/>
-                      <a:ext cx="5580000" cy="7221176"/>
+                      <a:ext cx="5580000" cy="2133625"/>
                     </a:xfrm>
                     <a:prstGeom prst="rect"/>
                   </pic:spPr>
@@ -2553,7 +2553,7 @@
           <w:b w:val="0"/>
           <w:sz w:val="18"/>
         </w:rPr>
-        <w:t>20-COMP-SEQ08.svg</w:t>
+        <w:t>20-COMP-SEQ08.png</w:t>
       </w:r>
     </w:p>
     <w:p>
@@ -2592,7 +2592,7 @@
       <w:r>
         <w:drawing>
           <wp:inline xmlns:a="http://schemas.openxmlformats.org/drawingml/2006/main" xmlns:pic="http://schemas.openxmlformats.org/drawingml/2006/picture">
-            <wp:extent cx="5580000" cy="7221176"/>
+            <wp:extent cx="5580000" cy="2531338"/>
             <wp:docPr id="11" name="Picture 11"/>
             <wp:cNvGraphicFramePr>
               <a:graphicFrameLocks noChangeAspect="1"/>
@@ -2613,7 +2613,7 @@
                   <pic:spPr>
                     <a:xfrm>
                       <a:off x="0" y="0"/>
-                      <a:ext cx="5580000" cy="7221176"/>
+                      <a:ext cx="5580000" cy="2531338"/>
                     </a:xfrm>
                     <a:prstGeom prst="rect"/>
                   </pic:spPr>
@@ -2634,7 +2634,7 @@
           <w:b w:val="0"/>
           <w:sz w:val="18"/>
         </w:rPr>
-        <w:t>21-COMP-SEQ09.svg</w:t>
+        <w:t>21-COMP-SEQ09.png</w:t>
       </w:r>
     </w:p>
     <w:p>
@@ -2663,7 +2663,7 @@
       <w:r>
         <w:drawing>
           <wp:inline xmlns:a="http://schemas.openxmlformats.org/drawingml/2006/main" xmlns:pic="http://schemas.openxmlformats.org/drawingml/2006/picture">
-            <wp:extent cx="5580000" cy="2978269"/>
+            <wp:extent cx="5580000" cy="2979153"/>
             <wp:docPr id="12" name="Picture 12"/>
             <wp:cNvGraphicFramePr>
               <a:graphicFrameLocks noChangeAspect="1"/>
@@ -2684,7 +2684,7 @@
                   <pic:spPr>
                     <a:xfrm>
                       <a:off x="0" y="0"/>
-                      <a:ext cx="5580000" cy="2978269"/>
+                      <a:ext cx="5580000" cy="2979153"/>
                     </a:xfrm>
                     <a:prstGeom prst="rect"/>
                   </pic:spPr>
@@ -2705,7 +2705,7 @@
           <w:b w:val="0"/>
           <w:sz w:val="18"/>
         </w:rPr>
-        <w:t>37-COMP-SEQ10.svg</w:t>
+        <w:t>37-COMP-SEQ10.png</w:t>
       </w:r>
     </w:p>
     <w:p>
@@ -2734,7 +2734,7 @@
       <w:r>
         <w:drawing>
           <wp:inline xmlns:a="http://schemas.openxmlformats.org/drawingml/2006/main" xmlns:pic="http://schemas.openxmlformats.org/drawingml/2006/picture">
-            <wp:extent cx="5580000" cy="3020367"/>
+            <wp:extent cx="5580000" cy="3019765"/>
             <wp:docPr id="13" name="Picture 13"/>
             <wp:cNvGraphicFramePr>
               <a:graphicFrameLocks noChangeAspect="1"/>
@@ -2755,7 +2755,7 @@
                   <pic:spPr>
                     <a:xfrm>
                       <a:off x="0" y="0"/>
-                      <a:ext cx="5580000" cy="3020367"/>
+                      <a:ext cx="5580000" cy="3019765"/>
                     </a:xfrm>
                     <a:prstGeom prst="rect"/>
                   </pic:spPr>
@@ -2776,7 +2776,7 @@
           <w:b w:val="0"/>
           <w:sz w:val="18"/>
         </w:rPr>
-        <w:t>38-COMP-SEQ11.svg</w:t>
+        <w:t>38-COMP-SEQ11.png</w:t>
       </w:r>
     </w:p>
     <w:p>
@@ -2805,7 +2805,7 @@
       <w:r>
         <w:drawing>
           <wp:inline xmlns:a="http://schemas.openxmlformats.org/drawingml/2006/main" xmlns:pic="http://schemas.openxmlformats.org/drawingml/2006/picture">
-            <wp:extent cx="5580000" cy="2695334"/>
+            <wp:extent cx="5580000" cy="2695424"/>
             <wp:docPr id="14" name="Picture 14"/>
             <wp:cNvGraphicFramePr>
               <a:graphicFrameLocks noChangeAspect="1"/>
@@ -2826,7 +2826,7 @@
                   <pic:spPr>
                     <a:xfrm>
                       <a:off x="0" y="0"/>
-                      <a:ext cx="5580000" cy="2695334"/>
+                      <a:ext cx="5580000" cy="2695424"/>
                     </a:xfrm>
                     <a:prstGeom prst="rect"/>
                   </pic:spPr>
@@ -2847,7 +2847,7 @@
           <w:b w:val="0"/>
           <w:sz w:val="18"/>
         </w:rPr>
-        <w:t>39-COMP-SEQ12.svg</w:t>
+        <w:t>39-COMP-SEQ12.png</w:t>
       </w:r>
     </w:p>
     <w:p>
